--- a/portfolio/QA-TC-Generator-Agent-Portfolio.docx
+++ b/portfolio/QA-TC-Generator-Agent-Portfolio.docx
@@ -2,7 +2,7 @@
 <file path=word/document.xml><?xml version="1.0" encoding="utf-8"?>
 <w:document xmlns:w="http://schemas.openxmlformats.org/wordprocessingml/2006/main" xmlns:m="http://schemas.openxmlformats.org/officeDocument/2006/math" xmlns:r="http://schemas.openxmlformats.org/officeDocument/2006/relationships" xmlns:o="urn:schemas-microsoft-com:office:office" xmlns:v="urn:schemas-microsoft-com:vml" xmlns:w10="urn:schemas-microsoft-com:office:word" xmlns:a="http://schemas.openxmlformats.org/drawingml/2006/main" xmlns:pic="http://schemas.openxmlformats.org/drawingml/2006/picture" xmlns:wp="http://schemas.openxmlformats.org/drawingml/2006/wordprocessingDrawing">
   <w:body>
-    <w:bookmarkStart w:id="36" w:name="qa-tc-generator-agent-포트폴리오"/>
+    <w:bookmarkStart w:id="37" w:name="qa-tc-generator-agent-포트폴리오"/>
     <w:p>
       <w:pPr>
         <w:pStyle w:val="Heading1"/>
@@ -953,7 +953,7 @@
               <w:pStyle w:val="Compact"/>
             </w:pPr>
             <w:r>
-              <w:t xml:space="preserve">Confluence PRD v3.1 (API 연동) + Figma 9개 화면 + User Flow</w:t>
+              <w:t xml:space="preserve">Confluence PRD v3.1 (API 연동) + 최종 디자인 Figma (별도 파일)</w:t>
             </w:r>
           </w:p>
         </w:tc>
@@ -977,7 +977,7 @@
               <w:pStyle w:val="Compact"/>
             </w:pPr>
             <w:r>
-              <w:t xml:space="preserve">통합 명세 + 체크리스트 HTML + TC 36건 (Critical 12 / High 21 / Medium 3)</w:t>
+              <w:t xml:space="preserve">통합 명세 + 체크리스트 HTML + TC 32건 (High 16 / Medium 12 / Low 4)</w:t>
             </w:r>
           </w:p>
         </w:tc>
@@ -1028,7 +1028,7 @@
               <w:pStyle w:val="Compact"/>
             </w:pPr>
             <w:r>
-              <w:t xml:space="preserve">PRD 업데이트 반영 (이해충돌 확정 후 추가 정책 변경 즉시 반영)</w:t>
+              <w:t xml:space="preserve">기획안 Figma와 최종 디자인 Figma가 별도 파일로 존재 → 최종 디자인 기준 재분석 수행</w:t>
             </w:r>
           </w:p>
         </w:tc>
@@ -1062,7 +1062,22 @@
         <w:t xml:space="preserve"> </w:t>
       </w:r>
       <w:r>
-        <w:t xml:space="preserve">— 사용자가 URL + 인증 정보 제공 → API 호출로 HTML 파싱</w:t>
+        <w:t xml:space="preserve">—</w:t>
+      </w:r>
+      <w:r>
+        <w:t xml:space="preserve"> </w:t>
+      </w:r>
+      <w:r>
+        <w:rPr>
+          <w:rStyle w:val="VerbatimChar"/>
+        </w:rPr>
+        <w:t xml:space="preserve">.env</w:t>
+      </w:r>
+      <w:r>
+        <w:t xml:space="preserve"> </w:t>
+      </w:r>
+      <w:r>
+        <w:t xml:space="preserve">인증 정보 기반 자동 호출</w:t>
       </w:r>
     </w:p>
     <w:p>
@@ -1084,49 +1099,7 @@
         <w:t xml:space="preserve"> </w:t>
       </w:r>
       <w:r>
-        <w:t xml:space="preserve">—</w:t>
-      </w:r>
-      <w:r>
-        <w:t xml:space="preserve"> </w:t>
-      </w:r>
-      <w:r>
-        <w:rPr>
-          <w:rStyle w:val="VerbatimChar"/>
-        </w:rPr>
-        <w:t xml:space="preserve">get_metadata</w:t>
-      </w:r>
-      <w:r>
-        <w:t xml:space="preserve"> </w:t>
-      </w:r>
-      <w:r>
-        <w:t xml:space="preserve">→</w:t>
-      </w:r>
-      <w:r>
-        <w:t xml:space="preserve"> </w:t>
-      </w:r>
-      <w:r>
-        <w:rPr>
-          <w:rStyle w:val="VerbatimChar"/>
-        </w:rPr>
-        <w:t xml:space="preserve">get_screenshot</w:t>
-      </w:r>
-      <w:r>
-        <w:t xml:space="preserve"> </w:t>
-      </w:r>
-      <w:r>
-        <w:t xml:space="preserve">→</w:t>
-      </w:r>
-      <w:r>
-        <w:t xml:space="preserve"> </w:t>
-      </w:r>
-      <w:r>
-        <w:rPr>
-          <w:rStyle w:val="VerbatimChar"/>
-        </w:rPr>
-        <w:t xml:space="preserve">get_design_context</w:t>
-      </w:r>
-      <w:r>
-        <w:t xml:space="preserve">로 9개 화면 + User Flow + 유의사항 텍스트 추출</w:t>
+        <w:t xml:space="preserve">— 기획안 파일 분석 후, 최종 디자인 파일 별도 존재 확인 → 최종 파일 기준 재분석</w:t>
       </w:r>
     </w:p>
     <w:p>
@@ -1142,13 +1115,13 @@
           <w:b/>
           <w:bCs/>
         </w:rPr>
-        <w:t xml:space="preserve">이해충돌 10건 발견</w:t>
+        <w:t xml:space="preserve">이해충돌 10건 발견 → 사용자 확정</w:t>
       </w:r>
       <w:r>
         <w:t xml:space="preserve"> </w:t>
       </w:r>
       <w:r>
-        <w:t xml:space="preserve">— 팝업 X 버튼 유무, CTA 문구 불일치, 동의서 종속 관계 등</w:t>
+        <w:t xml:space="preserve">— 인터랙티브 HTML 체크리스트로 브라우저에서 확정</w:t>
       </w:r>
     </w:p>
     <w:p>
@@ -1164,13 +1137,13 @@
           <w:b/>
           <w:bCs/>
         </w:rPr>
-        <w:t xml:space="preserve">인터랙티브 체크리스트 생성</w:t>
+        <w:t xml:space="preserve">PRD 업데이트 즉시 반영</w:t>
       </w:r>
       <w:r>
         <w:t xml:space="preserve"> </w:t>
       </w:r>
       <w:r>
-        <w:t xml:space="preserve">— 브라우저에서 사용자가 10건 모두 확정</w:t>
+        <w:t xml:space="preserve">— 상단 네비게이션 변경, 유효성 검증 방식 변경 등</w:t>
       </w:r>
     </w:p>
     <w:p>
@@ -1186,13 +1159,13 @@
           <w:b/>
           <w:bCs/>
         </w:rPr>
-        <w:t xml:space="preserve">TC 36건 생성</w:t>
+        <w:t xml:space="preserve">최종 디자인 기준 전면 재작성</w:t>
       </w:r>
       <w:r>
         <w:t xml:space="preserve"> </w:t>
       </w:r>
       <w:r>
-        <w:t xml:space="preserve">— 확정 결과 기반, 근거 없는 추측 0건</w:t>
+        <w:t xml:space="preserve">— 이모지 제거, 텍스트 정확 반영, TC 32건 생성</w:t>
       </w:r>
     </w:p>
     <w:p>
@@ -1208,13 +1181,13 @@
           <w:b/>
           <w:bCs/>
         </w:rPr>
-        <w:t xml:space="preserve">PRD 업데이트 즉시 반영</w:t>
+        <w:t xml:space="preserve">우선순위 체계 변경 적용</w:t>
       </w:r>
       <w:r>
         <w:t xml:space="preserve"> </w:t>
       </w:r>
       <w:r>
-        <w:t xml:space="preserve">— 이후 추가 정책 변경(상단 네비게이션 변경, 유효성 검증 방식 변경 등) 수신 → 명세 + TC 동시 업데이트</w:t>
+        <w:t xml:space="preserve">— Critical/High/Medium → High/Medium/Low 3단계</w:t>
       </w:r>
     </w:p>
     <w:p>
@@ -1533,7 +1506,7 @@
     </w:p>
     <w:bookmarkEnd w:id="21"/>
     <w:bookmarkEnd w:id="22"/>
-    <w:bookmarkStart w:id="26" w:name="규칙-설계-상세"/>
+    <w:bookmarkStart w:id="27" w:name="규칙-설계-상세"/>
     <w:p>
       <w:pPr>
         <w:pStyle w:val="Heading2"/>
@@ -1659,7 +1632,7 @@
               <w:pStyle w:val="Compact"/>
             </w:pPr>
             <w:r>
-              <w:t xml:space="preserve">7단계 워크플로우, 산출물 규칙(파일로 떨구기), 이해충돌 검토 방식</w:t>
+              <w:t xml:space="preserve">7단계 워크플로우, 산출물 규칙(파일로 떨구기), 이해충돌 검토 방식, PRD 업데이트 반영 규칙</w:t>
             </w:r>
           </w:p>
         </w:tc>
@@ -1686,7 +1659,7 @@
               <w:pStyle w:val="Compact"/>
             </w:pPr>
             <w:r>
-              <w:t xml:space="preserve">취소선=폐기, TBD=미확정, 최신 버전 우선, 회의록은 확정 결론만</w:t>
+              <w:t xml:space="preserve">취소선=폐기, TBD=미확정, 최신 버전 우선, 회의록은 확정 결론만, Confluence API 연동</w:t>
             </w:r>
           </w:p>
         </w:tc>
@@ -1740,7 +1713,7 @@
               <w:pStyle w:val="Compact"/>
             </w:pPr>
             <w:r>
-              <w:t xml:space="preserve">근거 기반 원칙, 디자인 디테일 제외, TC 분리 기준, 산출물 4종 형식, 피처별 폴더 구조</w:t>
+              <w:t xml:space="preserve">근거 기반 원칙, 디자인 디테일 제외, TC 분리 기준, 산출물 4종 형식, 피처별 폴더 구조, 우선순위 판단 기준(High/Medium/Low)</w:t>
             </w:r>
           </w:p>
         </w:tc>
@@ -1885,7 +1858,139 @@
               <w:pStyle w:val="Compact"/>
             </w:pPr>
             <w:r>
-              <w:t xml:space="preserve">examples 템플릿 CSS 준수, 뱃지 색상 통일</w:t>
+              <w:t xml:space="preserve">examples 템플릿 CSS 준수, 뱃지 색상 통일 (High 빨강/Medium 주황/Low 파랑)</w:t>
+            </w:r>
+          </w:p>
+        </w:tc>
+      </w:tr>
+    </w:tbl>
+    <w:bookmarkEnd w:id="25"/>
+    <w:bookmarkStart w:id="26" w:name="tc-우선순위-기준"/>
+    <w:p>
+      <w:pPr>
+        <w:pStyle w:val="Heading3"/>
+      </w:pPr>
+      <w:r>
+        <w:t xml:space="preserve">TC 우선순위 기준</w:t>
+      </w:r>
+    </w:p>
+    <w:tbl>
+      <w:tblPr>
+        <w:tblStyle w:val="Table"/>
+        <w:tblW w:type="auto" w:w="0"/>
+        <w:tblLook w:firstRow="1" w:lastRow="0" w:firstColumn="0" w:lastColumn="0" w:noHBand="0" w:noVBand="0" w:val="0020"/>
+      </w:tblPr>
+      <w:tblGrid>
+        <w:gridCol w:w="3960"/>
+        <w:gridCol w:w="3960"/>
+      </w:tblGrid>
+      <w:tr>
+        <w:trPr>
+          <w:tblHeader w:val="on"/>
+        </w:trPr>
+        <w:tc>
+          <w:tcPr/>
+          <w:p>
+            <w:pPr>
+              <w:pStyle w:val="Compact"/>
+            </w:pPr>
+            <w:r>
+              <w:t xml:space="preserve">우선순위</w:t>
+            </w:r>
+          </w:p>
+        </w:tc>
+        <w:tc>
+          <w:tcPr/>
+          <w:p>
+            <w:pPr>
+              <w:pStyle w:val="Compact"/>
+            </w:pPr>
+            <w:r>
+              <w:t xml:space="preserve">기준</w:t>
+            </w:r>
+          </w:p>
+        </w:tc>
+      </w:tr>
+      <w:tr>
+        <w:tc>
+          <w:tcPr/>
+          <w:p>
+            <w:pPr>
+              <w:pStyle w:val="Compact"/>
+            </w:pPr>
+            <w:r>
+              <w:rPr>
+                <w:b/>
+                <w:bCs/>
+              </w:rPr>
+              <w:t xml:space="preserve">High</w:t>
+            </w:r>
+          </w:p>
+        </w:tc>
+        <w:tc>
+          <w:tcPr/>
+          <w:p>
+            <w:pPr>
+              <w:pStyle w:val="Compact"/>
+            </w:pPr>
+            <w:r>
+              <w:t xml:space="preserve">우회 불가능한 핵심 플로우의 진행 불가</w:t>
+            </w:r>
+          </w:p>
+        </w:tc>
+      </w:tr>
+      <w:tr>
+        <w:tc>
+          <w:tcPr/>
+          <w:p>
+            <w:pPr>
+              <w:pStyle w:val="Compact"/>
+            </w:pPr>
+            <w:r>
+              <w:rPr>
+                <w:b/>
+                <w:bCs/>
+              </w:rPr>
+              <w:t xml:space="preserve">Medium</w:t>
+            </w:r>
+          </w:p>
+        </w:tc>
+        <w:tc>
+          <w:tcPr/>
+          <w:p>
+            <w:pPr>
+              <w:pStyle w:val="Compact"/>
+            </w:pPr>
+            <w:r>
+              <w:t xml:space="preserve">명시된 기능의 오동작, 정책 위반</w:t>
+            </w:r>
+          </w:p>
+        </w:tc>
+      </w:tr>
+      <w:tr>
+        <w:tc>
+          <w:tcPr/>
+          <w:p>
+            <w:pPr>
+              <w:pStyle w:val="Compact"/>
+            </w:pPr>
+            <w:r>
+              <w:rPr>
+                <w:b/>
+                <w:bCs/>
+              </w:rPr>
+              <w:t xml:space="preserve">Low</w:t>
+            </w:r>
+          </w:p>
+        </w:tc>
+        <w:tc>
+          <w:tcPr/>
+          <w:p>
+            <w:pPr>
+              <w:pStyle w:val="Compact"/>
+            </w:pPr>
+            <w:r>
+              <w:t xml:space="preserve">부가 기능, 편의성, UI/UX</w:t>
             </w:r>
           </w:p>
         </w:tc>
@@ -1898,9 +2003,9 @@
         </w:pict>
       </w:r>
     </w:p>
-    <w:bookmarkEnd w:id="25"/>
     <w:bookmarkEnd w:id="26"/>
-    <w:bookmarkStart w:id="30" w:name="이-프로젝트에서-보여주고-싶은-것"/>
+    <w:bookmarkEnd w:id="27"/>
+    <w:bookmarkStart w:id="31" w:name="이-프로젝트에서-보여주고-싶은-것"/>
     <w:p>
       <w:pPr>
         <w:pStyle w:val="Heading2"/>
@@ -1909,7 +2014,7 @@
         <w:t xml:space="preserve">이 프로젝트에서 보여주고 싶은 것</w:t>
       </w:r>
     </w:p>
-    <w:bookmarkStart w:id="27" w:name="qa-역량"/>
+    <w:bookmarkStart w:id="28" w:name="qa-역량"/>
     <w:p>
       <w:pPr>
         <w:pStyle w:val="Heading3"/>
@@ -1972,8 +2077,8 @@
         <w:t xml:space="preserve">PRD 업데이트를 즉시 반영하는 살아있는 문서 관리</w:t>
       </w:r>
     </w:p>
-    <w:bookmarkEnd w:id="27"/>
-    <w:bookmarkStart w:id="28" w:name="자동화-도구-설계-역량"/>
+    <w:bookmarkEnd w:id="28"/>
+    <w:bookmarkStart w:id="29" w:name="자동화-도구-설계-역량"/>
     <w:p>
       <w:pPr>
         <w:pStyle w:val="Heading3"/>
@@ -2030,8 +2135,8 @@
         <w:t xml:space="preserve">인터랙티브 HTML 체크리스트로 비개발자도 사용 가능한 확정 UX</w:t>
       </w:r>
     </w:p>
-    <w:bookmarkEnd w:id="28"/>
-    <w:bookmarkStart w:id="29" w:name="문서화-프로세스-역량"/>
+    <w:bookmarkEnd w:id="29"/>
+    <w:bookmarkStart w:id="30" w:name="문서화-프로세스-역량"/>
     <w:p>
       <w:pPr>
         <w:pStyle w:val="Heading3"/>
@@ -2083,9 +2188,9 @@
         </w:pict>
       </w:r>
     </w:p>
-    <w:bookmarkEnd w:id="29"/>
     <w:bookmarkEnd w:id="30"/>
-    <w:bookmarkStart w:id="31" w:name="실행-방법"/>
+    <w:bookmarkEnd w:id="31"/>
+    <w:bookmarkStart w:id="32" w:name="실행-방법"/>
     <w:p>
       <w:pPr>
         <w:pStyle w:val="Heading2"/>
@@ -2172,8 +2277,8 @@
         </w:pict>
       </w:r>
     </w:p>
-    <w:bookmarkEnd w:id="31"/>
-    <w:bookmarkStart w:id="35" w:name="링크"/>
+    <w:bookmarkEnd w:id="32"/>
+    <w:bookmarkStart w:id="36" w:name="링크"/>
     <w:p>
       <w:pPr>
         <w:pStyle w:val="Heading2"/>
@@ -2222,7 +2327,7 @@
       <w:r>
         <w:t xml:space="preserve"> </w:t>
       </w:r>
-      <w:hyperlink r:id="rId32">
+      <w:hyperlink r:id="rId33">
         <w:r>
           <w:rPr>
             <w:rStyle w:val="Hyperlink"/>
@@ -2239,7 +2344,7 @@
       <w:r>
         <w:t xml:space="preserve"> </w:t>
       </w:r>
-      <w:hyperlink r:id="rId33">
+      <w:hyperlink r:id="rId34">
         <w:r>
           <w:rPr>
             <w:rStyle w:val="Hyperlink"/>
@@ -2269,7 +2374,7 @@
       <w:r>
         <w:t xml:space="preserve"> </w:t>
       </w:r>
-      <w:hyperlink r:id="rId34">
+      <w:hyperlink r:id="rId35">
         <w:r>
           <w:rPr>
             <w:rStyle w:val="Hyperlink"/>
@@ -2278,8 +2383,8 @@
         </w:r>
       </w:hyperlink>
     </w:p>
-    <w:bookmarkEnd w:id="35"/>
     <w:bookmarkEnd w:id="36"/>
+    <w:bookmarkEnd w:id="37"/>
     <w:sectPr>
       <w:footnotePr>
         <w:numRestart w:val="eachSect"/>

--- a/portfolio/QA-TC-Generator-Agent-Portfolio.docx
+++ b/portfolio/QA-TC-Generator-Agent-Portfolio.docx
@@ -405,7 +405,7 @@
           <w:color w:val="2D2D2D"/>
           <w:sz w:val="20"/>
         </w:rPr>
-        <w:t>그래서 Steering 파일 5개로 행동을 제어합니다:</w:t>
+        <w:t>그래서 Steering 파일 6개로 행동을 제어합니다:</w:t>
       </w:r>
     </w:p>
     <w:p>
@@ -420,13 +420,15 @@
           <w:color w:val="1F2937"/>
           <w:sz w:val="17"/>
         </w:rPr>
-        <w:t>qa-workflow.md (전체 흐름 오케스트레이션)</w:t>
+        <w:t>qa-workflow.md (전체 흐름 + 멀티 리뷰어 셀프 체크 + 피드백 루프)</w:t>
         <w:br/>
         <w:t xml:space="preserve">  ├── prd-analysis-rules.md (PRD 분석 규칙)</w:t>
         <w:br/>
-        <w:t xml:space="preserve">  ├── figma-analysis-rules.md (Figma 분석 규칙)</w:t>
+        <w:t xml:space="preserve">  ├── figma-analysis-rules.md (Figma 분석 + 네비게이션 감지)</w:t>
         <w:br/>
-        <w:t xml:space="preserve">  ├── test-case-rules.md (TC 작성 규칙 + 산출물 형식)</w:t>
+        <w:t xml:space="preserve">  ├── test-case-rules.md (TC 작성 + 룩앤필 + 공통 패턴 + 컴포넌트 감지)</w:t>
+        <w:br/>
+        <w:t xml:space="preserve">  ├── feedback-log.md (피드백 누적 → 규칙 승격)</w:t>
         <w:br/>
         <w:t xml:space="preserve">  └── language.md (한국어 응답)</w:t>
       </w:r>
@@ -535,7 +537,7 @@
                 <w:color w:val="2D2D2D"/>
                 <w:sz w:val="18"/>
               </w:rPr>
-              <w:t>7단계 순서 강제, 확정 전 TC 생성 금지, 산출물은 파일로 떨구기</w:t>
+              <w:t>7단계 순서 강제, 확정 전 TC 생성 금지, 멀티 리뷰어 셀프 체크(QA리드/개발자/PO), 피드백 루프 운영</w:t>
             </w:r>
           </w:p>
         </w:tc>
@@ -617,7 +619,7 @@
                 <w:color w:val="2D2D2D"/>
                 <w:sz w:val="18"/>
               </w:rPr>
-              <w:t>Handoff 노트 필수 확인, 기존 명세와 충돌 검토 의무화</w:t>
+              <w:t>Handoff 노트 필수 확인, 네비게이션 요소 감지, 컴포넌트 동작 미정의 감지</w:t>
             </w:r>
           </w:p>
         </w:tc>
@@ -659,7 +661,47 @@
                 <w:color w:val="2D2D2D"/>
                 <w:sz w:val="18"/>
               </w:rPr>
-              <w:t>근거 없으면 TC에 안 넣음, 디자인 디테일 제외, 미정의는 태그 분리</w:t>
+              <w:t>근거 없으면 안 넣음, 팀 룩앤필 통일, TC 분리 규칙(진입 경로/선택 항목), 컴포넌트 미정의→체크리스트</w:t>
+            </w:r>
+          </w:p>
+        </w:tc>
+      </w:tr>
+      <w:tr>
+        <w:tc>
+          <w:tcPr>
+            <w:tcW w:type="dxa" w:w="4703"/>
+          </w:tcPr>
+          <w:p>
+            <w:pPr>
+              <w:spacing w:before="60" w:after="60"/>
+            </w:pPr>
+            <w:r/>
+            <w:r>
+              <w:rPr>
+                <w:rFonts w:ascii="맑은 고딕" w:hAnsi="맑은 고딕"/>
+                <w:color w:val="2D2D2D"/>
+                <w:sz w:val="18"/>
+              </w:rPr>
+              <w:t>feedback-log.md</w:t>
+            </w:r>
+          </w:p>
+        </w:tc>
+        <w:tc>
+          <w:tcPr>
+            <w:tcW w:type="dxa" w:w="4703"/>
+          </w:tcPr>
+          <w:p>
+            <w:pPr>
+              <w:spacing w:before="60" w:after="60"/>
+            </w:pPr>
+            <w:r/>
+            <w:r>
+              <w:rPr>
+                <w:rFonts w:ascii="맑은 고딕" w:hAnsi="맑은 고딕"/>
+                <w:color w:val="2D2D2D"/>
+                <w:sz w:val="18"/>
+              </w:rPr>
+              <w:t>피드백 누적, 패턴 분석, 3건 이상 쌓이면 규칙 승격</w:t>
             </w:r>
           </w:p>
         </w:tc>
@@ -817,6 +859,218 @@
           <w:color w:val="1A1A2E"/>
           <w:sz w:val="24"/>
         </w:rPr>
+        <w:t>멀티 리뷰어 셀프 체크</w:t>
+      </w:r>
+    </w:p>
+    <w:p>
+      <w:pPr>
+        <w:spacing w:after="120"/>
+      </w:pPr>
+      <w:r>
+        <w:rPr>
+          <w:rFonts w:ascii="맑은 고딕" w:hAnsi="맑은 고딕"/>
+          <w:color w:val="2D2D2D"/>
+          <w:sz w:val="20"/>
+        </w:rPr>
+        <w:t>TC를 만들고 나서 3가지 관점으로 자체 검증합니다:</w:t>
+      </w:r>
+    </w:p>
+    <w:p>
+      <w:pPr>
+        <w:pStyle w:val="ListBullet"/>
+        <w:spacing w:after="60"/>
+      </w:pPr>
+      <w:r>
+        <w:rPr>
+          <w:rFonts w:ascii="맑은 고딕" w:hAnsi="맑은 고딕"/>
+          <w:b/>
+          <w:color w:val="2D2D2D"/>
+          <w:sz w:val="20"/>
+        </w:rPr>
+        <w:t>QA 리드</w:t>
+      </w:r>
+      <w:r>
+        <w:rPr>
+          <w:rFonts w:ascii="맑은 고딕" w:hAnsi="맑은 고딕"/>
+          <w:color w:val="2D2D2D"/>
+          <w:sz w:val="20"/>
+        </w:rPr>
+        <w:t xml:space="preserve"> — 커버리지 매트릭스(화면 × 상태 × 액션)로 빠진 TC 감지, 분기 양쪽 경로 확인</w:t>
+      </w:r>
+    </w:p>
+    <w:p>
+      <w:pPr>
+        <w:pStyle w:val="ListBullet"/>
+        <w:spacing w:after="60"/>
+      </w:pPr>
+      <w:r>
+        <w:rPr>
+          <w:rFonts w:ascii="맑은 고딕" w:hAnsi="맑은 고딕"/>
+          <w:b/>
+          <w:color w:val="2D2D2D"/>
+          <w:sz w:val="20"/>
+        </w:rPr>
+        <w:t>개발자</w:t>
+      </w:r>
+      <w:r>
+        <w:rPr>
+          <w:rFonts w:ascii="맑은 고딕" w:hAnsi="맑은 고딕"/>
+          <w:color w:val="2D2D2D"/>
+          <w:sz w:val="20"/>
+        </w:rPr>
+        <w:t xml:space="preserve"> — 기대 결과가 실제로 검증 가능한가, 데이터 조건 재현 가능한가</w:t>
+      </w:r>
+    </w:p>
+    <w:p>
+      <w:pPr>
+        <w:pStyle w:val="ListBullet"/>
+        <w:spacing w:after="60"/>
+      </w:pPr>
+      <w:r>
+        <w:rPr>
+          <w:rFonts w:ascii="맑은 고딕" w:hAnsi="맑은 고딕"/>
+          <w:b/>
+          <w:color w:val="2D2D2D"/>
+          <w:sz w:val="20"/>
+        </w:rPr>
+        <w:t>PO</w:t>
+      </w:r>
+      <w:r>
+        <w:rPr>
+          <w:rFonts w:ascii="맑은 고딕" w:hAnsi="맑은 고딕"/>
+          <w:color w:val="2D2D2D"/>
+          <w:sz w:val="20"/>
+        </w:rPr>
+        <w:t xml:space="preserve"> — 정책 의도와 TC가 일치하는가, 우선순위가 비즈니스 임팩트와 맞는가</w:t>
+      </w:r>
+    </w:p>
+    <w:p>
+      <w:pPr>
+        <w:spacing w:after="120"/>
+      </w:pPr>
+      <w:r>
+        <w:rPr>
+          <w:rFonts w:ascii="맑은 고딕" w:hAnsi="맑은 고딕"/>
+          <w:color w:val="2D2D2D"/>
+          <w:sz w:val="20"/>
+        </w:rPr>
+        <w:t>위반 없으면 조용히 넘어가고, 위반 있을 때만 사용자에게 확인합니다.</w:t>
+      </w:r>
+    </w:p>
+    <w:p>
+      <w:pPr>
+        <w:spacing w:after="120"/>
+      </w:pPr>
+      <w:r>
+        <w:rPr>
+          <w:rFonts w:ascii="맑은 고딕" w:hAnsi="맑은 고딕"/>
+          <w:color w:val="2D2D2D"/>
+          <w:sz w:val="20"/>
+        </w:rPr>
+        <w:t>TC 과잉 생성을 막으면서도 빠진 걸 잡아내는 균형점입니다.</w:t>
+      </w:r>
+    </w:p>
+    <w:p>
+      <w:pPr>
+        <w:spacing w:before="240" w:after="120"/>
+      </w:pPr>
+      <w:r>
+        <w:rPr>
+          <w:b/>
+          <w:color w:val="1A1A2E"/>
+          <w:sz w:val="24"/>
+        </w:rPr>
+        <w:t>피드백 루프</w:t>
+      </w:r>
+    </w:p>
+    <w:p>
+      <w:pPr>
+        <w:spacing w:after="120"/>
+      </w:pPr>
+      <w:r>
+        <w:rPr>
+          <w:rFonts w:ascii="맑은 고딕" w:hAnsi="맑은 고딕"/>
+          <w:color w:val="2D2D2D"/>
+          <w:sz w:val="20"/>
+        </w:rPr>
+        <w:t>피드백을 받으면 TC 수정 + 피드백 로그 누적 + 규칙 승격을 동시에 합니다.</w:t>
+      </w:r>
+    </w:p>
+    <w:p>
+      <w:pPr>
+        <w:spacing w:after="120"/>
+      </w:pPr>
+      <w:r>
+        <w:rPr>
+          <w:rFonts w:ascii="맑은 고딕" w:hAnsi="맑은 고딕"/>
+          <w:color w:val="2D2D2D"/>
+          <w:sz w:val="20"/>
+        </w:rPr>
+        <w:t>같은 실수를 반복하지 않도록 피드백이 규칙으로 성장하는 구조입니다.</w:t>
+      </w:r>
+    </w:p>
+    <w:p>
+      <w:pPr>
+        <w:spacing w:after="120"/>
+      </w:pPr>
+      <w:r>
+        <w:rPr>
+          <w:rFonts w:ascii="맑은 고딕" w:hAnsi="맑은 고딕"/>
+          <w:color w:val="2D2D2D"/>
+          <w:sz w:val="20"/>
+        </w:rPr>
+        <w:t>지금까지 5건의 피드백으로 3개의 규칙이 승격됐습니다.</w:t>
+      </w:r>
+    </w:p>
+    <w:p>
+      <w:pPr>
+        <w:spacing w:before="240" w:after="120"/>
+      </w:pPr>
+      <w:r>
+        <w:rPr>
+          <w:b/>
+          <w:color w:val="1A1A2E"/>
+          <w:sz w:val="24"/>
+        </w:rPr>
+        <w:t>인터랙션 컴포넌트 미정의 감지</w:t>
+      </w:r>
+    </w:p>
+    <w:p>
+      <w:pPr>
+        <w:spacing w:after="120"/>
+      </w:pPr>
+      <w:r>
+        <w:rPr>
+          <w:rFonts w:ascii="맑은 고딕" w:hAnsi="맑은 고딕"/>
+          <w:color w:val="2D2D2D"/>
+          <w:sz w:val="20"/>
+        </w:rPr>
+        <w:t>피그마에 Accordion, Tab, Toggle, Input이 있는데 동작 정의가 없으면 —</w:t>
+      </w:r>
+    </w:p>
+    <w:p>
+      <w:pPr>
+        <w:spacing w:after="120"/>
+      </w:pPr>
+      <w:r>
+        <w:rPr>
+          <w:rFonts w:ascii="맑은 고딕" w:hAnsi="맑은 고딕"/>
+          <w:color w:val="2D2D2D"/>
+          <w:sz w:val="20"/>
+        </w:rPr>
+        <w:t>TC에 추측으로 넣지 않고, 이해충돌 체크리스트에 "미정의" 항목으로 올려서 담당자에게 확인을 요청합니다.</w:t>
+      </w:r>
+    </w:p>
+    <w:p>
+      <w:pPr>
+        <w:spacing w:before="240" w:after="120"/>
+      </w:pPr>
+      <w:r>
+        <w:rPr>
+          <w:b/>
+          <w:color w:val="1A1A2E"/>
+          <w:sz w:val="24"/>
+        </w:rPr>
         <w:t>인터랙티브 체크리스트</w:t>
       </w:r>
     </w:p>
@@ -911,25 +1165,27 @@
         <w:br/>
         <w:t>│   ├── settings/mcp.json              # Figma MCP 연결 설정</w:t>
         <w:br/>
-        <w:t>│   └── steering/                      # 에이전트 행동 규칙 (5개)</w:t>
+        <w:t>│   └── steering/                      # 에이전트 행동 규칙 (6개)</w:t>
         <w:br/>
-        <w:t>│       ├── qa-workflow.md</w:t>
+        <w:t>│       ├── qa-workflow.md             # 전체 흐름 + 멀티 리뷰어 셀프 체크</w:t>
         <w:br/>
         <w:t>│       ├── prd-analysis-rules.md</w:t>
         <w:br/>
-        <w:t>│       ├── figma-analysis-rules.md</w:t>
+        <w:t>│       ├── figma-analysis-rules.md    # 네비게이션 감지 규칙 포함</w:t>
         <w:br/>
-        <w:t>│       ├── test-case-rules.md</w:t>
+        <w:t>│       ├── test-case-rules.md         # 룩앤필 + 공통 패턴 + 컴포넌트 감지</w:t>
+        <w:br/>
+        <w:t>│       ├── feedback-log.md            # 피드백 누적 → 규칙 승격 루프</w:t>
         <w:br/>
         <w:t>│       └── language.md</w:t>
         <w:br/>
         <w:t>├── aidlc-docs/features/               # 피처별 산출물 폴더</w:t>
         <w:br/>
-        <w:t>│   ├── car-number-promo/              # 4종 세트</w:t>
+        <w:t>│   ├── car-number-promo/              # 4종 세트 (최신 룩앤필 적용)</w:t>
         <w:br/>
         <w:t>│   └── coupon-box/                    # 3종 (체크리스트 이전 작업)</w:t>
         <w:br/>
-        <w:t>├── examples/coupon-box/               # 출력 형식 템플릿 (품질 벤치마크)</w:t>
+        <w:t>├── examples/car-number-promo/         # 출력 형식 템플릿 (품질 벤치마크)</w:t>
         <w:br/>
         <w:t>├── webapp/                            # 웹 서비스 확장 (Next.js + FastAPI)</w:t>
         <w:br/>
@@ -1138,7 +1394,21 @@
           <w:color w:val="2D2D2D"/>
           <w:sz w:val="20"/>
         </w:rPr>
-        <w:t>최종 TC 32건 생성 (High 16 / Medium 12 / Low 4)</w:t>
+        <w:t>멀티 리뷰어 셀프 체크 통과</w:t>
+      </w:r>
+    </w:p>
+    <w:p>
+      <w:pPr>
+        <w:pStyle w:val="ListNumber"/>
+        <w:spacing w:after="60"/>
+      </w:pPr>
+      <w:r>
+        <w:rPr>
+          <w:rFonts w:ascii="맑은 고딕" w:hAnsi="맑은 고딕"/>
+          <w:color w:val="2D2D2D"/>
+          <w:sz w:val="20"/>
+        </w:rPr>
+        <w:t>최종 TC 37건 생성 (High 17 / Medium 15 / Low 5)</w:t>
       </w:r>
     </w:p>
     <w:p>
@@ -1152,6 +1422,19 @@
           <w:sz w:val="20"/>
         </w:rPr>
         <w:t>"기획안 피그마"와 "최종 디자인 피그마"가 따로 있는 실제 상황을 처리한 사례입니다.</w:t>
+      </w:r>
+    </w:p>
+    <w:p>
+      <w:pPr>
+        <w:spacing w:after="120"/>
+      </w:pPr>
+      <w:r>
+        <w:rPr>
+          <w:rFonts w:ascii="맑은 고딕" w:hAnsi="맑은 고딕"/>
+          <w:color w:val="2D2D2D"/>
+          <w:sz w:val="20"/>
+        </w:rPr>
+        <w:t>QA 멤버 작성 TC와 비교 분석 후 피드백을 받아 규칙을 고도화한 사례이기도 합니다.</w:t>
       </w:r>
     </w:p>
     <w:p>
@@ -1390,7 +1673,7 @@
                 <w:color w:val="2D2D2D"/>
                 <w:sz w:val="18"/>
               </w:rPr>
-              <w:t>Steering Files 5개 (마크다운 기반 행동 규칙)</w:t>
+              <w:t>Steering Files 6개 (마크다운 기반 행동 규칙 + 피드백 루프)</w:t>
             </w:r>
           </w:p>
         </w:tc>
@@ -1516,6 +1799,20 @@
           <w:sz w:val="20"/>
         </w:rPr>
         <w:t>TC 품질 메트릭 — 근거 커버리지율, 미정의 항목 비율 추적</w:t>
+      </w:r>
+    </w:p>
+    <w:p>
+      <w:pPr>
+        <w:pStyle w:val="ListBullet"/>
+        <w:spacing w:after="60"/>
+      </w:pPr>
+      <w:r>
+        <w:rPr>
+          <w:rFonts w:ascii="맑은 고딕" w:hAnsi="맑은 고딕"/>
+          <w:color w:val="2D2D2D"/>
+          <w:sz w:val="20"/>
+        </w:rPr>
+        <w:t>컴포넌트 패턴 라이브러리 확장 — 피드백 누적으로 더 많은 컴포넌트 감지 규칙 자동 생성</w:t>
       </w:r>
     </w:p>
     <w:p>
